--- a/my-work (outputs)/content/website/2026.09.29 - KB&Co - Website Restructure Plan.docx
+++ b/my-work (outputs)/content/website/2026.09.29 - KB&Co - Website Restructure Plan.docx
@@ -1039,6 +1039,155 @@
           <w:rFonts w:ascii="Franklin Gothic Book" w:hAnsi="Franklin Gothic Book" w:cs="Franklin Gothic Book" w:eastAsia="Franklin Gothic Book"/>
         </w:rPr>
         <w:t xml:space="preserve">. Each block holds several case studies shown as cards in the same tile style they have on Path today, so the page can grow as new work lands. The current three (Leaving Stale Sales Strategies Behind, CSM, Hyatt) are stale and get rewritten or replaced. Candidates are being pulled from past engagement files into a case study inventory.</w:t>
+      </w:r>
+    </w:p>
+    <w:p>
+      <w:pPr>
+        <w:pStyle w:val="Compact"/>
+        <w:numPr>
+          <w:ilvl w:val="0"/>
+          <w:numId w:val="1003"/>
+        </w:numPr>
+      </w:pPr>
+      <w:r>
+        <w:rPr>
+          <w:rFonts w:ascii="Franklin Gothic Book" w:hAnsi="Franklin Gothic Book" w:cs="Franklin Gothic Book" w:eastAsia="Franklin Gothic Book"/>
+          <w:b/>
+          <w:bCs/>
+        </w:rPr>
+        <w:t xml:space="preserve">Fourth block added (Kate, 2026.10.06): Strategy to Execution.</w:t>
+      </w:r>
+      <w:r>
+        <w:rPr>
+          <w:rFonts w:ascii="Franklin Gothic Book" w:hAnsi="Franklin Gothic Book" w:cs="Franklin Gothic Book" w:eastAsia="Franklin Gothic Book"/>
+        </w:rPr>
+        <w:t xml:space="preserve"> </w:t>
+      </w:r>
+      <w:r>
+        <w:rPr>
+          <w:rFonts w:ascii="Franklin Gothic Book" w:hAnsi="Franklin Gothic Book" w:cs="Franklin Gothic Book" w:eastAsia="Franklin Gothic Book"/>
+        </w:rPr>
+        <w:t xml:space="preserve">For whole-engagement stories that run from plan to results and span the other blocks. First two: Flying Horse Resort &amp; Club (</w:t>
+      </w:r>
+      <w:r>
+        <w:rPr>
+          <w:rFonts w:ascii="Franklin Gothic Book" w:hAnsi="Franklin Gothic Book" w:cs="Franklin Gothic Book" w:eastAsia="Franklin Gothic Book"/>
+        </w:rPr>
+        <w:t xml:space="preserve">“From Talking Brochure to Revenue Engine”</w:t>
+      </w:r>
+      <w:r>
+        <w:rPr>
+          <w:rFonts w:ascii="Franklin Gothic Book" w:hAnsi="Franklin Gothic Book" w:cs="Franklin Gothic Book" w:eastAsia="Franklin Gothic Book"/>
+        </w:rPr>
+        <w:t xml:space="preserve">, also tagged Revenue, Sales, ABM) and FEI Dallas (</w:t>
+      </w:r>
+      <w:r>
+        <w:rPr>
+          <w:rFonts w:ascii="Franklin Gothic Book" w:hAnsi="Franklin Gothic Book" w:cs="Franklin Gothic Book" w:eastAsia="Franklin Gothic Book"/>
+        </w:rPr>
+        <w:t xml:space="preserve">“The Plan That Doesn’t Reset Every July”</w:t>
+      </w:r>
+      <w:r>
+        <w:rPr>
+          <w:rFonts w:ascii="Franklin Gothic Book" w:hAnsi="Franklin Gothic Book" w:cs="Franklin Gothic Book" w:eastAsia="Franklin Gothic Book"/>
+        </w:rPr>
+        <w:t xml:space="preserve">, also tagged ABM). Drafts approved by Kate 2026.10.06 in</w:t>
+      </w:r>
+      <w:r>
+        <w:rPr>
+          <w:rFonts w:ascii="Franklin Gothic Book" w:hAnsi="Franklin Gothic Book" w:cs="Franklin Gothic Book" w:eastAsia="Franklin Gothic Book"/>
+        </w:rPr>
+        <w:t xml:space="preserve"> </w:t>
+      </w:r>
+      <w:r>
+        <w:rPr>
+          <w:rFonts w:ascii="Franklin Gothic Book" w:hAnsi="Franklin Gothic Book" w:cs="Franklin Gothic Book" w:eastAsia="Franklin Gothic Book"/>
+          <w:rStyle w:val="VerbatimChar"/>
+        </w:rPr>
+        <w:t xml:space="preserve">my-work (outputs)/content/website/case-studies/</w:t>
+      </w:r>
+      <w:r>
+        <w:rPr>
+          <w:rFonts w:ascii="Franklin Gothic Book" w:hAnsi="Franklin Gothic Book" w:cs="Franklin Gothic Book" w:eastAsia="Franklin Gothic Book"/>
+        </w:rPr>
+        <w:t xml:space="preserve">. Before publishing: client sign-off on numbers, an approved quote from each client, and STR use confirmed for Flying Horse. Where We’ve Been now shows four boxes.</w:t>
+      </w:r>
+    </w:p>
+    <w:p>
+      <w:pPr>
+        <w:pStyle w:val="Compact"/>
+        <w:numPr>
+          <w:ilvl w:val="0"/>
+          <w:numId w:val="1003"/>
+        </w:numPr>
+      </w:pPr>
+      <w:r>
+        <w:rPr>
+          <w:rFonts w:ascii="Franklin Gothic Book" w:hAnsi="Franklin Gothic Book" w:cs="Franklin Gothic Book" w:eastAsia="Franklin Gothic Book"/>
+          <w:b/>
+          <w:bCs/>
+        </w:rPr>
+        <w:t xml:space="preserve">Launched 2026.10.06.</w:t>
+      </w:r>
+      <w:r>
+        <w:rPr>
+          <w:rFonts w:ascii="Franklin Gothic Book" w:hAnsi="Franklin Gothic Book" w:cs="Franklin Gothic Book" w:eastAsia="Franklin Gothic Book"/>
+        </w:rPr>
+        <w:t xml:space="preserve"> </w:t>
+      </w:r>
+      <w:r>
+        <w:rPr>
+          <w:rFonts w:ascii="Franklin Gothic Book" w:hAnsi="Franklin Gothic Book" w:cs="Franklin Gothic Book" w:eastAsia="Franklin Gothic Book"/>
+        </w:rPr>
+        <w:t xml:space="preserve">Where We’ve Been (Impact, page 559) now shows four boxes: Revenue Strategy (</w:t>
+      </w:r>
+      <w:r>
+        <w:rPr>
+          <w:rFonts w:ascii="Franklin Gothic Book" w:hAnsi="Franklin Gothic Book" w:cs="Franklin Gothic Book" w:eastAsia="Franklin Gothic Book"/>
+        </w:rPr>
+        <w:t xml:space="preserve">“Be right, not just lucky…”</w:t>
+      </w:r>
+      <w:r>
+        <w:rPr>
+          <w:rFonts w:ascii="Franklin Gothic Book" w:hAnsi="Franklin Gothic Book" w:cs="Franklin Gothic Book" w:eastAsia="Franklin Gothic Book"/>
+        </w:rPr>
+        <w:t xml:space="preserve">), Sales Transformation (</w:t>
+      </w:r>
+      <w:r>
+        <w:rPr>
+          <w:rFonts w:ascii="Franklin Gothic Book" w:hAnsi="Franklin Gothic Book" w:cs="Franklin Gothic Book" w:eastAsia="Franklin Gothic Book"/>
+        </w:rPr>
+        <w:t xml:space="preserve">“Do less, make it mean more. We turn salespeople into business people buyers want to meet.”</w:t>
+      </w:r>
+      <w:r>
+        <w:rPr>
+          <w:rFonts w:ascii="Franklin Gothic Book" w:hAnsi="Franklin Gothic Book" w:cs="Franklin Gothic Book" w:eastAsia="Franklin Gothic Book"/>
+        </w:rPr>
+        <w:t xml:space="preserve">), Account-Based Marketing, and Strategy to Execution (</w:t>
+      </w:r>
+      <w:r>
+        <w:rPr>
+          <w:rFonts w:ascii="Franklin Gothic Book" w:hAnsi="Franklin Gothic Book" w:cs="Franklin Gothic Book" w:eastAsia="Franklin Gothic Book"/>
+        </w:rPr>
+        <w:t xml:space="preserve">“The Straight Shot…”</w:t>
+      </w:r>
+      <w:r>
+        <w:rPr>
+          <w:rFonts w:ascii="Franklin Gothic Book" w:hAnsi="Franklin Gothic Book" w:cs="Franklin Gothic Book" w:eastAsia="Franklin Gothic Book"/>
+        </w:rPr>
+        <w:t xml:space="preserve">), each opening its own page of case study cards. Below them, a carousel: Ignite (</w:t>
+      </w:r>
+      <w:r>
+        <w:rPr>
+          <w:rFonts w:ascii="Franklin Gothic Book" w:hAnsi="Franklin Gothic Book" w:cs="Franklin Gothic Book" w:eastAsia="Franklin Gothic Book"/>
+        </w:rPr>
+        <w:t xml:space="preserve">“Do less. Make it mean more.”</w:t>
+      </w:r>
+      <w:r>
+        <w:rPr>
+          <w:rFonts w:ascii="Franklin Gothic Book" w:hAnsi="Franklin Gothic Book" w:cs="Franklin Gothic Book" w:eastAsia="Franklin Gothic Book"/>
+        </w:rPr>
+        <w:t xml:space="preserve">) and Built for the Climate; a Flying Horse results slide joins once Wendy approves. The Big Idea, brand experience and Where You Win slides were removed (Where You Win stays on Path). The three old case study tiles are off Path. Case study homes: Flying Horse in Revenue Strategy, FEI Dallas in Strategy to Execution, both drafts until the clients sign off.</w:t>
       </w:r>
     </w:p>
     <w:p>
